--- a/nep/docx/024.content.docx
+++ b/nep/docx/024.content.docx
@@ -218,18 +218,12 @@
         </w:rPr>
         <w:t xml:space="preserve"> परमेश्वरको </w:t>
       </w:r>
-      <w:hyperlink r:id="rId13">
-        <w:r>
-          <w:rPr>
-            <w:lang w:val="ne_NP" w:bidi="ne_NP"/>
-          </w:rPr>
-          <w:rPr>
-            <w:color w:val="0000EE"/>
-            <w:u w:val="single"/>
-          </w:rPr>
-          <w:t>प्रशंसाको</w:t>
-        </w:r>
-      </w:hyperlink>
+      <w:r>
+        <w:rPr>
+          <w:lang w:val="ne_NP" w:bidi="ne_NP"/>
+        </w:rPr>
+        <w:t>प्रशंसाको</w:t>
+      </w:r>
       <w:r>
         <w:rPr>
           <w:lang w:val="ne_NP" w:bidi="ne_NP"/>
@@ -238,7 +232,6 @@
       </w:r>
       <w:r>
         <w:rPr>
-          <w:b/>
           <w:lang w:val="ne_NP" w:bidi="ne_NP"/>
         </w:rPr>
         <w:t>यहूदी</w:t>
@@ -249,18 +242,12 @@
         </w:rPr>
         <w:t xml:space="preserve"> मानिसहरूले प्राय भजनसंग्रहको नमुना अनुशार तिनीहरूलाई बनाउँथे। यहूदी मानिसहरूले </w:t>
       </w:r>
-      <w:hyperlink r:id="rId14">
-        <w:r>
-          <w:rPr>
-            <w:lang w:val="ne_NP" w:bidi="ne_NP"/>
-          </w:rPr>
-          <w:rPr>
-            <w:color w:val="0000EE"/>
-            <w:u w:val="single"/>
-          </w:rPr>
-          <w:t>सभाघरमा</w:t>
-        </w:r>
-      </w:hyperlink>
+      <w:r>
+        <w:rPr>
+          <w:lang w:val="ne_NP" w:bidi="ne_NP"/>
+        </w:rPr>
+        <w:t>सभाघरमा</w:t>
+      </w:r>
       <w:r>
         <w:rPr>
           <w:lang w:val="ne_NP" w:bidi="ne_NP"/>
@@ -269,7 +256,6 @@
       </w:r>
       <w:r>
         <w:rPr>
-          <w:b/>
           <w:lang w:val="ne_NP" w:bidi="ne_NP"/>
         </w:rPr>
         <w:t>चेलाहरूले</w:t>
@@ -335,36 +321,24 @@
         </w:rPr>
         <w:t xml:space="preserve"> गर्ने व्यक्तिले परमेश्वरलाई केहि गरिदिन विन्ति गरिरहेको हुन्छ र त्यसको बदलामा केहिकुरा गर्ने र केहीकुरा गर्न रोक्ने बाचा गर्दछ। मानिसहरूले </w:t>
       </w:r>
-      <w:hyperlink r:id="rId15">
-        <w:r>
-          <w:rPr>
-            <w:lang w:val="ne_NP" w:bidi="ne_NP"/>
-          </w:rPr>
-          <w:rPr>
-            <w:color w:val="0000EE"/>
-            <w:u w:val="single"/>
-          </w:rPr>
-          <w:t>परमेश्वरमा</w:t>
-        </w:r>
-      </w:hyperlink>
+      <w:r>
+        <w:rPr>
+          <w:lang w:val="ne_NP" w:bidi="ne_NP"/>
+        </w:rPr>
+        <w:t>परमेश्वरमा</w:t>
+      </w:r>
       <w:r>
         <w:rPr>
           <w:lang w:val="ne_NP" w:bidi="ne_NP"/>
         </w:rPr>
         <w:t xml:space="preserve"> समर्पित छौं भनेर देखाउन भाकल गर्न सक्छन्। मानिसहरूले परमेश्वरलाई भाकल गर्नु आवस्यक पर्दैन। तर, यदि कुनै व्यक्तिले भाकल गर्छ भने त्यो भाकल </w:t>
       </w:r>
-      <w:hyperlink r:id="rId16">
-        <w:r>
-          <w:rPr>
-            <w:lang w:val="ne_NP" w:bidi="ne_NP"/>
-          </w:rPr>
-          <w:rPr>
-            <w:color w:val="0000EE"/>
-            <w:u w:val="single"/>
-          </w:rPr>
-          <w:t>शपथ</w:t>
-        </w:r>
-      </w:hyperlink>
+      <w:r>
+        <w:rPr>
+          <w:lang w:val="ne_NP" w:bidi="ne_NP"/>
+        </w:rPr>
+        <w:t>शपथ</w:t>
+      </w:r>
       <w:r>
         <w:rPr>
           <w:lang w:val="ne_NP" w:bidi="ne_NP"/>
@@ -460,36 +434,24 @@
         </w:rPr>
         <w:t xml:space="preserve"> व्यक्ति </w:t>
       </w:r>
-      <w:hyperlink r:id="rId17">
-        <w:r>
-          <w:rPr>
-            <w:lang w:val="ne_NP" w:bidi="ne_NP"/>
-          </w:rPr>
-          <w:rPr>
-            <w:color w:val="0000EE"/>
-            <w:u w:val="single"/>
-          </w:rPr>
-          <w:t>भूत</w:t>
-        </w:r>
-      </w:hyperlink>
+      <w:r>
+        <w:rPr>
+          <w:lang w:val="ne_NP" w:bidi="ne_NP"/>
+        </w:rPr>
+        <w:t>भूत</w:t>
+      </w:r>
       <w:r>
         <w:rPr>
           <w:lang w:val="ne_NP" w:bidi="ne_NP"/>
         </w:rPr>
         <w:t xml:space="preserve">को नियन्त्रणमा हुन्छ, जुन </w:t>
       </w:r>
-      <w:hyperlink r:id="rId18">
-        <w:r>
-          <w:rPr>
-            <w:lang w:val="ne_NP" w:bidi="ne_NP"/>
-          </w:rPr>
-          <w:rPr>
-            <w:color w:val="0000EE"/>
-            <w:u w:val="single"/>
-          </w:rPr>
-          <w:t>दुष्ट आत्मा</w:t>
-        </w:r>
-      </w:hyperlink>
+      <w:r>
+        <w:rPr>
+          <w:lang w:val="ne_NP" w:bidi="ne_NP"/>
+        </w:rPr>
+        <w:t>दुष्ट आत्मा</w:t>
+      </w:r>
       <w:r>
         <w:rPr>
           <w:lang w:val="ne_NP" w:bidi="ne_NP"/>
@@ -510,18 +472,12 @@
         </w:rPr>
         <w:t xml:space="preserve">भूतले व्यक्तिलाई विशेष शक्तिहरू पनि दिन सक्छ, ताकि त्यो व्यक्तिले अन्य मानिसहरूले नजानेका गोप्य कुराहरू जान्दछ। </w:t>
       </w:r>
-      <w:hyperlink r:id="rId19">
-        <w:r>
-          <w:rPr>
-            <w:lang w:val="ne_NP" w:bidi="ne_NP"/>
-          </w:rPr>
-          <w:rPr>
-            <w:color w:val="0000EE"/>
-            <w:u w:val="single"/>
-          </w:rPr>
-          <w:t>इस्राएल</w:t>
-        </w:r>
-      </w:hyperlink>
+      <w:r>
+        <w:rPr>
+          <w:lang w:val="ne_NP" w:bidi="ne_NP"/>
+        </w:rPr>
+        <w:t>इस्राएल</w:t>
+      </w:r>
       <w:r>
         <w:rPr>
           <w:lang w:val="ne_NP" w:bidi="ne_NP"/>
@@ -530,7 +486,6 @@
       </w:r>
       <w:r>
         <w:rPr>
-          <w:b/>
           <w:lang w:val="ne_NP" w:bidi="ne_NP"/>
         </w:rPr>
         <w:t>इस्राएली</w:t>
@@ -598,22 +553,21 @@
       </w:r>
       <w:r>
         <w:rPr>
+          <w:lang w:val="ne_NP" w:bidi="ne_NP"/>
+        </w:rPr>
+        <w:t>दुष्ट आत्माहरू</w:t>
+      </w:r>
+      <w:r>
+        <w:rPr>
+          <w:lang w:val="ne_NP" w:bidi="ne_NP"/>
+        </w:rPr>
+        <w:t xml:space="preserve"> वा </w:t>
+      </w:r>
+      <w:r>
+        <w:rPr>
           <w:b/>
           <w:lang w:val="ne_NP" w:bidi="ne_NP"/>
         </w:rPr>
-        <w:t>दुष्ट आत्माहरू</w:t>
-      </w:r>
-      <w:r>
-        <w:rPr>
-          <w:lang w:val="ne_NP" w:bidi="ne_NP"/>
-        </w:rPr>
-        <w:t xml:space="preserve"> वा </w:t>
-      </w:r>
-      <w:r>
-        <w:rPr>
-          <w:b/>
-          <w:lang w:val="ne_NP" w:bidi="ne_NP"/>
-        </w:rPr>
         <w:t>अशुद्ध आत्मा</w:t>
       </w:r>
       <w:r>
@@ -622,36 +576,24 @@
         </w:rPr>
         <w:t xml:space="preserve"> यी वाक्यांशहरू सबैले एउटै कुरालाई जनाउँछन्। भूत भनेको परमेश्वरको विरुद्धमा विद्रोह गर्ने आत्मा हो। सबै भूतहरूको अगुवालाई </w:t>
       </w:r>
-      <w:hyperlink r:id="rId20">
-        <w:r>
-          <w:rPr>
-            <w:lang w:val="ne_NP" w:bidi="ne_NP"/>
-          </w:rPr>
-          <w:rPr>
-            <w:color w:val="0000EE"/>
-            <w:u w:val="single"/>
-          </w:rPr>
-          <w:t>शैतान</w:t>
-        </w:r>
-      </w:hyperlink>
+      <w:r>
+        <w:rPr>
+          <w:lang w:val="ne_NP" w:bidi="ne_NP"/>
+        </w:rPr>
+        <w:t>शैतान</w:t>
+      </w:r>
       <w:r>
         <w:rPr>
           <w:lang w:val="ne_NP" w:bidi="ne_NP"/>
         </w:rPr>
         <w:t xml:space="preserve">, शैतान वा कहिलेकाँही </w:t>
       </w:r>
-      <w:hyperlink r:id="rId21">
-        <w:r>
-          <w:rPr>
-            <w:lang w:val="ne_NP" w:bidi="ne_NP"/>
-          </w:rPr>
-          <w:rPr>
-            <w:color w:val="0000EE"/>
-            <w:u w:val="single"/>
-          </w:rPr>
-          <w:t>बालजेबुल</w:t>
-        </w:r>
-      </w:hyperlink>
+      <w:r>
+        <w:rPr>
+          <w:lang w:val="ne_NP" w:bidi="ne_NP"/>
+        </w:rPr>
+        <w:t>बालजेबुल</w:t>
+      </w:r>
       <w:r>
         <w:rPr>
           <w:lang w:val="ne_NP" w:bidi="ne_NP"/>
@@ -660,7 +602,6 @@
       </w:r>
       <w:r>
         <w:rPr>
-          <w:b/>
           <w:lang w:val="ne_NP" w:bidi="ne_NP"/>
         </w:rPr>
         <w:t>स्वर्गदूतहरू</w:t>
@@ -673,7 +614,6 @@
       </w:r>
       <w:r>
         <w:rPr>
-          <w:b/>
           <w:lang w:val="ne_NP" w:bidi="ne_NP"/>
         </w:rPr>
         <w:t>स्वर्गदूतहरूले</w:t>
@@ -700,7 +640,6 @@
       </w:r>
       <w:r>
         <w:rPr>
-          <w:b/>
           <w:lang w:val="ne_NP" w:bidi="ne_NP"/>
         </w:rPr>
         <w:t>भूत लागेको</w:t>
@@ -713,7 +652,6 @@
       </w:r>
       <w:r>
         <w:rPr>
-          <w:b/>
           <w:lang w:val="ne_NP" w:bidi="ne_NP"/>
         </w:rPr>
         <w:t>यहूदी</w:t>
@@ -738,18 +676,12 @@
         </w:rPr>
         <w:t xml:space="preserve">भूतहरूलाई दुष्ट आत्माहरू पनि भन्न सकिन्छ। यसले तिनीहरूको अभिप्राय </w:t>
       </w:r>
-      <w:hyperlink r:id="rId22">
-        <w:r>
-          <w:rPr>
-            <w:lang w:val="ne_NP" w:bidi="ne_NP"/>
-          </w:rPr>
-          <w:rPr>
-            <w:color w:val="0000EE"/>
-            <w:u w:val="single"/>
-          </w:rPr>
-          <w:t>दुष्ट</w:t>
-        </w:r>
-      </w:hyperlink>
+      <w:r>
+        <w:rPr>
+          <w:lang w:val="ne_NP" w:bidi="ne_NP"/>
+        </w:rPr>
+        <w:t>दुष्ट</w:t>
+      </w:r>
       <w:r>
         <w:rPr>
           <w:lang w:val="ne_NP" w:bidi="ne_NP"/>
@@ -758,7 +690,6 @@
       </w:r>
       <w:r>
         <w:rPr>
-          <w:b/>
           <w:lang w:val="ne_NP" w:bidi="ne_NP"/>
         </w:rPr>
         <w:t>अशुद्ध</w:t>
@@ -853,54 +784,36 @@
         </w:rPr>
         <w:t xml:space="preserve"> परमेश्वरलाई धार्मिक रीति अनुसार प्रायजसो: </w:t>
       </w:r>
-      <w:hyperlink r:id="rId23">
-        <w:r>
-          <w:rPr>
-            <w:lang w:val="ne_NP" w:bidi="ne_NP"/>
-          </w:rPr>
-          <w:rPr>
-            <w:color w:val="0000EE"/>
-            <w:u w:val="single"/>
-          </w:rPr>
-          <w:t>मन्दिरमा</w:t>
-        </w:r>
-      </w:hyperlink>
+      <w:r>
+        <w:rPr>
+          <w:lang w:val="ne_NP" w:bidi="ne_NP"/>
+        </w:rPr>
+        <w:t>मन्दिरमा</w:t>
+      </w:r>
       <w:r>
         <w:rPr>
           <w:lang w:val="ne_NP" w:bidi="ne_NP"/>
         </w:rPr>
         <w:t xml:space="preserve"> वा विशेष </w:t>
       </w:r>
-      <w:hyperlink r:id="rId24">
-        <w:r>
-          <w:rPr>
-            <w:lang w:val="ne_NP" w:bidi="ne_NP"/>
-          </w:rPr>
-          <w:rPr>
-            <w:color w:val="0000EE"/>
-            <w:u w:val="single"/>
-          </w:rPr>
-          <w:t>वेदीमा</w:t>
-        </w:r>
-      </w:hyperlink>
+      <w:r>
+        <w:rPr>
+          <w:lang w:val="ne_NP" w:bidi="ne_NP"/>
+        </w:rPr>
+        <w:t>वेदीमा</w:t>
+      </w:r>
       <w:r>
         <w:rPr>
           <w:lang w:val="ne_NP" w:bidi="ne_NP"/>
         </w:rPr>
         <w:t xml:space="preserve"> चढाइएको उपहार वा </w:t>
       </w:r>
-      <w:hyperlink r:id="rId25">
-        <w:r>
-          <w:rPr>
-            <w:lang w:val="ne_NP" w:bidi="ne_NP"/>
-          </w:rPr>
-          <w:rPr>
-            <w:color w:val="0000EE"/>
-            <w:u w:val="single"/>
-          </w:rPr>
-          <w:t>बलिदान</w:t>
-        </w:r>
-      </w:hyperlink>
+      <w:r>
+        <w:rPr>
+          <w:lang w:val="ne_NP" w:bidi="ne_NP"/>
+        </w:rPr>
+        <w:t>बलिदान</w:t>
+      </w:r>
       <w:r>
         <w:rPr>
           <w:lang w:val="ne_NP" w:bidi="ne_NP"/>
@@ -909,7 +822,6 @@
       </w:r>
       <w:r>
         <w:rPr>
-          <w:b/>
           <w:lang w:val="ne_NP" w:bidi="ne_NP"/>
         </w:rPr>
         <w:t>शुद्ध</w:t>
@@ -920,36 +832,24 @@
         </w:rPr>
         <w:t xml:space="preserve"> हुन वा </w:t>
       </w:r>
-      <w:hyperlink r:id="rId26">
-        <w:r>
-          <w:rPr>
-            <w:lang w:val="ne_NP" w:bidi="ne_NP"/>
-          </w:rPr>
-          <w:rPr>
-            <w:color w:val="0000EE"/>
-            <w:u w:val="single"/>
-          </w:rPr>
-          <w:t>पापको</w:t>
-        </w:r>
-      </w:hyperlink>
+      <w:r>
+        <w:rPr>
+          <w:lang w:val="ne_NP" w:bidi="ne_NP"/>
+        </w:rPr>
+        <w:t>पापको</w:t>
+      </w:r>
       <w:r>
         <w:rPr>
           <w:lang w:val="ne_NP" w:bidi="ne_NP"/>
         </w:rPr>
         <w:t xml:space="preserve"> </w:t>
       </w:r>
-      <w:hyperlink r:id="rId27">
-        <w:r>
-          <w:rPr>
-            <w:lang w:val="ne_NP" w:bidi="ne_NP"/>
-          </w:rPr>
-          <w:rPr>
-            <w:color w:val="0000EE"/>
-            <w:u w:val="single"/>
-          </w:rPr>
-          <w:t>क्षमा</w:t>
-        </w:r>
-      </w:hyperlink>
+      <w:r>
+        <w:rPr>
+          <w:lang w:val="ne_NP" w:bidi="ne_NP"/>
+        </w:rPr>
+        <w:t>क्षमा</w:t>
+      </w:r>
       <w:r>
         <w:rPr>
           <w:lang w:val="ne_NP" w:bidi="ne_NP"/>
